--- a/docs/template_nacladnaya_veng.docx
+++ b/docs/template_nacladnaya_veng.docx
@@ -4,7 +4,7 @@
   <w:body>
     <w:tbl>
       <w:tblPr>
-        <w:tblW w:w="15749" w:type="dxa"/>
+        <w:tblW w:w="0" w:type="auto"/>
         <w:tblInd w:w="8" w:type="dxa"/>
         <w:tblLayout w:type="fixed"/>
         <w:tblCellMar>
@@ -390,33 +390,11 @@
                 <w:lang w:val="en-GB"/>
               </w:rPr>
             </w:pPr>
-            <w:proofErr w:type="gramStart"/>
             <w:r>
               <w:rPr>
                 <w:lang w:val="en-GB"/>
               </w:rPr>
-              <w:t>{{ client</w:t>
-            </w:r>
-            <w:proofErr w:type="gramEnd"/>
-            <w:r>
-              <w:rPr>
-                <w:lang w:val="en-GB"/>
-              </w:rPr>
-              <w:t xml:space="preserve"> }}, </w:t>
-            </w:r>
-            <w:proofErr w:type="gramStart"/>
-            <w:r>
-              <w:rPr>
-                <w:lang w:val="en-GB"/>
-              </w:rPr>
-              <w:t>{{ phone</w:t>
-            </w:r>
-            <w:proofErr w:type="gramEnd"/>
-            <w:r>
-              <w:rPr>
-                <w:lang w:val="en-GB"/>
-              </w:rPr>
-              <w:t xml:space="preserve"> }}</w:t>
+              <w:t>{{ client }}, {{ phone }}</w:t>
             </w:r>
           </w:p>
         </w:tc>
@@ -565,33 +543,11 @@
                 <w:lang w:val="en-GB"/>
               </w:rPr>
             </w:pPr>
-            <w:proofErr w:type="gramStart"/>
             <w:r>
               <w:rPr>
                 <w:lang w:val="en-GB"/>
               </w:rPr>
-              <w:t>{{ client</w:t>
-            </w:r>
-            <w:proofErr w:type="gramEnd"/>
-            <w:r>
-              <w:rPr>
-                <w:lang w:val="en-GB"/>
-              </w:rPr>
-              <w:t xml:space="preserve"> }}, </w:t>
-            </w:r>
-            <w:proofErr w:type="gramStart"/>
-            <w:r>
-              <w:rPr>
-                <w:lang w:val="en-GB"/>
-              </w:rPr>
-              <w:t>{{ phone</w:t>
-            </w:r>
-            <w:proofErr w:type="gramEnd"/>
-            <w:r>
-              <w:rPr>
-                <w:lang w:val="en-GB"/>
-              </w:rPr>
-              <w:t xml:space="preserve"> }}</w:t>
+              <w:t>{{ client }}, {{ phone }}</w:t>
             </w:r>
           </w:p>
         </w:tc>
@@ -694,7 +650,6 @@
               </w:rPr>
               <w:t>Счёт-</w:t>
             </w:r>
-            <w:proofErr w:type="gramStart"/>
             <w:r>
               <w:rPr>
                 <w:rFonts w:ascii="Aptos" w:eastAsia="Times New Roman" w:hAnsi="Aptos" w:cs="Times New Roman"/>
@@ -724,7 +679,6 @@
               </w:rPr>
               <w:t>number</w:t>
             </w:r>
-            <w:proofErr w:type="gramEnd"/>
             <w:r>
               <w:rPr>
                 <w:rFonts w:ascii="Aptos" w:eastAsia="Times New Roman" w:hAnsi="Aptos" w:cs="Segoe UI"/>
@@ -739,7 +693,6 @@
               </w:rPr>
               <w:t xml:space="preserve"> от </w:t>
             </w:r>
-            <w:proofErr w:type="gramStart"/>
             <w:r>
               <w:rPr>
                 <w:rFonts w:ascii="Aptos" w:eastAsia="Times New Roman" w:hAnsi="Aptos" w:cs="Segoe UI"/>
@@ -755,7 +708,6 @@
               </w:rPr>
               <w:t>date</w:t>
             </w:r>
-            <w:proofErr w:type="gramEnd"/>
             <w:r>
               <w:rPr>
                 <w:rFonts w:ascii="Aptos" w:eastAsia="Times New Roman" w:hAnsi="Aptos" w:cs="Segoe UI"/>
@@ -1163,19 +1115,11 @@
             <w:r>
               <w:tab/>
             </w:r>
-            <w:proofErr w:type="gramStart"/>
             <w:r>
               <w:rPr>
                 <w:lang w:val="en-GB"/>
               </w:rPr>
-              <w:t>{{ number</w:t>
-            </w:r>
-            <w:proofErr w:type="gramEnd"/>
-            <w:r>
-              <w:rPr>
-                <w:lang w:val="en-GB"/>
-              </w:rPr>
-              <w:t xml:space="preserve"> }}</w:t>
+              <w:t>{{ number }}</w:t>
             </w:r>
           </w:p>
         </w:tc>
@@ -1194,19 +1138,11 @@
             <w:pPr>
               <w:pStyle w:val="ab"/>
             </w:pPr>
-            <w:proofErr w:type="gramStart"/>
             <w:r>
               <w:rPr>
                 <w:lang w:val="en-GB"/>
               </w:rPr>
-              <w:t>{{ date</w:t>
-            </w:r>
-            <w:proofErr w:type="gramEnd"/>
-            <w:r>
-              <w:rPr>
-                <w:lang w:val="en-GB"/>
-              </w:rPr>
-              <w:t xml:space="preserve"> }}</w:t>
+              <w:t>{{ date }}</w:t>
             </w:r>
             <w:r>
               <w:t xml:space="preserve"> г.</w:t>
@@ -1254,25 +1190,13 @@
               <w:pStyle w:val="2"/>
               <w:jc w:val="center"/>
             </w:pPr>
-            <w:proofErr w:type="gramStart"/>
             <w:r>
               <w:t>Но- мер</w:t>
             </w:r>
-            <w:proofErr w:type="gramEnd"/>
             <w:r>
               <w:br/>
-              <w:t xml:space="preserve">по </w:t>
-            </w:r>
-            <w:proofErr w:type="spellStart"/>
-            <w:proofErr w:type="gramStart"/>
-            <w:r>
-              <w:t>по</w:t>
-            </w:r>
-            <w:proofErr w:type="spellEnd"/>
-            <w:r>
-              <w:t>- рядку</w:t>
-            </w:r>
-            <w:proofErr w:type="gramEnd"/>
+              <w:t>по по- рядку</w:t>
+            </w:r>
           </w:p>
         </w:tc>
         <w:tc>
@@ -1344,21 +1268,8 @@
               <w:jc w:val="center"/>
             </w:pPr>
             <w:r>
-              <w:t xml:space="preserve">Вид </w:t>
-            </w:r>
-            <w:proofErr w:type="spellStart"/>
-            <w:r>
-              <w:t>упаков</w:t>
-            </w:r>
-            <w:proofErr w:type="spellEnd"/>
-            <w:r>
-              <w:t xml:space="preserve">- </w:t>
-            </w:r>
-            <w:proofErr w:type="spellStart"/>
-            <w:r>
-              <w:t>ки</w:t>
-            </w:r>
-            <w:proofErr w:type="spellEnd"/>
+              <w:t>Вид упаков- ки</w:t>
+            </w:r>
           </w:p>
         </w:tc>
         <w:tc>
@@ -1419,16 +1330,9 @@
               <w:pStyle w:val="2"/>
               <w:jc w:val="center"/>
             </w:pPr>
-            <w:proofErr w:type="spellStart"/>
-            <w:proofErr w:type="gramStart"/>
-            <w:r>
-              <w:t>Количест</w:t>
-            </w:r>
-            <w:proofErr w:type="spellEnd"/>
-            <w:r>
-              <w:t>- во</w:t>
-            </w:r>
-            <w:proofErr w:type="gramEnd"/>
+            <w:r>
+              <w:t>Количест- во</w:t>
+            </w:r>
           </w:p>
           <w:p>
             <w:pPr>
@@ -1543,11 +1447,9 @@
                 <w:lang w:val="en-GB"/>
               </w:rPr>
             </w:pPr>
-            <w:proofErr w:type="spellStart"/>
             <w:r>
               <w:t>руб</w:t>
             </w:r>
-            <w:proofErr w:type="spellEnd"/>
             <w:r>
               <w:rPr>
                 <w:lang w:val="en-GB"/>
@@ -1651,19 +1553,9 @@
               <w:pStyle w:val="2"/>
               <w:jc w:val="center"/>
             </w:pPr>
-            <w:proofErr w:type="spellStart"/>
-            <w:r>
-              <w:t>наиме</w:t>
-            </w:r>
-            <w:proofErr w:type="spellEnd"/>
-            <w:r>
-              <w:t xml:space="preserve">- </w:t>
-            </w:r>
-            <w:proofErr w:type="spellStart"/>
-            <w:r>
-              <w:t>нование</w:t>
-            </w:r>
-            <w:proofErr w:type="spellEnd"/>
+            <w:r>
+              <w:t>наиме- нование</w:t>
+            </w:r>
           </w:p>
         </w:tc>
         <w:tc>
@@ -1889,16 +1781,15 @@
                 <w:szCs w:val="20"/>
                 <w:lang w:val="en-GB"/>
               </w:rPr>
-              <w:t xml:space="preserve">{% for item in items </w:t>
-            </w:r>
-            <w:proofErr w:type="gramStart"/>
+              <w:t>{% for item in items %}</w:t>
+            </w:r>
             <w:r>
               <w:rPr>
                 <w:sz w:val="20"/>
                 <w:szCs w:val="20"/>
                 <w:lang w:val="en-GB"/>
               </w:rPr>
-              <w:t>%}</w:t>
+              <w:t xml:space="preserve">{{ </w:t>
             </w:r>
             <w:r>
               <w:rPr>
@@ -1906,125 +1797,60 @@
                 <w:szCs w:val="20"/>
                 <w:lang w:val="en-GB"/>
               </w:rPr>
-              <w:t xml:space="preserve">{{ </w:t>
-            </w:r>
-            <w:proofErr w:type="spellStart"/>
-            <w:r>
+              <w:t>loop.index }}</w:t>
+            </w:r>
+          </w:p>
+        </w:tc>
+        <w:tc>
+          <w:tcPr>
+            <w:tcW w:w="7023" w:type="dxa"/>
+            <w:gridSpan w:val="4"/>
+            <w:tcBorders>
+              <w:left w:val="single" w:sz="4" w:space="0" w:color="000000"/>
+              <w:bottom w:val="single" w:sz="4" w:space="0" w:color="000000"/>
+            </w:tcBorders>
+          </w:tcPr>
+          <w:p>
+            <w:pPr>
+              <w:spacing w:line="259" w:lineRule="auto"/>
+              <w:ind w:left="8"/>
               <w:rPr>
                 <w:sz w:val="20"/>
                 <w:szCs w:val="20"/>
                 <w:lang w:val="en-GB"/>
               </w:rPr>
-              <w:t>loop</w:t>
-            </w:r>
-            <w:proofErr w:type="gramEnd"/>
+            </w:pPr>
             <w:r>
               <w:rPr>
                 <w:sz w:val="20"/>
                 <w:szCs w:val="20"/>
                 <w:lang w:val="en-GB"/>
               </w:rPr>
-              <w:t>.index</w:t>
-            </w:r>
-            <w:proofErr w:type="spellEnd"/>
+              <w:t xml:space="preserve">{{ </w:t>
+            </w:r>
             <w:r>
               <w:rPr>
                 <w:sz w:val="20"/>
                 <w:szCs w:val="20"/>
                 <w:lang w:val="en-GB"/>
               </w:rPr>
-              <w:t xml:space="preserve"> }}</w:t>
-            </w:r>
-          </w:p>
-        </w:tc>
-        <w:tc>
-          <w:tcPr>
-            <w:tcW w:w="7023" w:type="dxa"/>
-            <w:gridSpan w:val="4"/>
-            <w:tcBorders>
-              <w:left w:val="single" w:sz="4" w:space="0" w:color="000000"/>
-              <w:bottom w:val="single" w:sz="4" w:space="0" w:color="000000"/>
-            </w:tcBorders>
-          </w:tcPr>
-          <w:p>
-            <w:pPr>
-              <w:spacing w:line="259" w:lineRule="auto"/>
-              <w:ind w:left="8"/>
+              <w:t>item.name }}</w:t>
+            </w:r>
+            <w:r>
               <w:rPr>
                 <w:sz w:val="20"/>
                 <w:szCs w:val="20"/>
                 <w:lang w:val="en-GB"/>
               </w:rPr>
-            </w:pPr>
-            <w:proofErr w:type="gramStart"/>
+              <w:t xml:space="preserve">. </w:t>
+            </w:r>
             <w:r>
               <w:rPr>
                 <w:sz w:val="20"/>
                 <w:szCs w:val="20"/>
                 <w:lang w:val="en-GB"/>
               </w:rPr>
-              <w:t xml:space="preserve">{{ </w:t>
-            </w:r>
-            <w:r>
-              <w:rPr>
-                <w:sz w:val="20"/>
-                <w:szCs w:val="20"/>
-                <w:lang w:val="en-GB"/>
-              </w:rPr>
-              <w:t>item.name</w:t>
-            </w:r>
-            <w:proofErr w:type="gramEnd"/>
-            <w:r>
-              <w:rPr>
-                <w:sz w:val="20"/>
-                <w:szCs w:val="20"/>
-                <w:lang w:val="en-GB"/>
-              </w:rPr>
-              <w:t xml:space="preserve"> }}</w:t>
-            </w:r>
-            <w:r>
-              <w:rPr>
-                <w:sz w:val="20"/>
-                <w:szCs w:val="20"/>
-                <w:lang w:val="en-GB"/>
-              </w:rPr>
-              <w:t xml:space="preserve">. </w:t>
-            </w:r>
-            <w:proofErr w:type="gramStart"/>
-            <w:r>
-              <w:rPr>
-                <w:sz w:val="20"/>
-                <w:szCs w:val="20"/>
-                <w:lang w:val="en-GB"/>
-              </w:rPr>
-              <w:t xml:space="preserve">{{ </w:t>
-            </w:r>
-            <w:proofErr w:type="spellStart"/>
-            <w:r>
-              <w:rPr>
-                <w:sz w:val="20"/>
-                <w:szCs w:val="20"/>
-                <w:lang w:val="en-GB"/>
-              </w:rPr>
-              <w:t>item</w:t>
-            </w:r>
-            <w:proofErr w:type="gramEnd"/>
-            <w:r>
-              <w:rPr>
-                <w:sz w:val="20"/>
-                <w:szCs w:val="20"/>
-                <w:lang w:val="en-GB"/>
-              </w:rPr>
-              <w:t>.desc</w:t>
-            </w:r>
-            <w:proofErr w:type="spellEnd"/>
-            <w:r>
-              <w:rPr>
-                <w:sz w:val="20"/>
-                <w:szCs w:val="20"/>
-                <w:lang w:val="en-GB"/>
-              </w:rPr>
-              <w:t xml:space="preserve"> }}</w:t>
+              <w:t>{{ item.desc }}</w:t>
             </w:r>
           </w:p>
         </w:tc>
@@ -2141,27 +1967,11 @@
                 <w:lang w:val="en-GB"/>
               </w:rPr>
             </w:pPr>
-            <w:proofErr w:type="gramStart"/>
             <w:r>
               <w:rPr>
                 <w:lang w:val="en-GB"/>
               </w:rPr>
-              <w:t xml:space="preserve">{{ </w:t>
-            </w:r>
-            <w:proofErr w:type="spellStart"/>
-            <w:r>
-              <w:rPr>
-                <w:lang w:val="en-GB"/>
-              </w:rPr>
-              <w:t>item.qty</w:t>
-            </w:r>
-            <w:proofErr w:type="spellEnd"/>
-            <w:proofErr w:type="gramEnd"/>
-            <w:r>
-              <w:rPr>
-                <w:lang w:val="en-GB"/>
-              </w:rPr>
-              <w:t xml:space="preserve"> }}</w:t>
+              <w:t>{{ item.qty }}</w:t>
             </w:r>
           </w:p>
         </w:tc>
@@ -2217,33 +2027,11 @@
                 <w:lang w:val="en-GB"/>
               </w:rPr>
             </w:pPr>
-            <w:proofErr w:type="gramStart"/>
             <w:r>
               <w:rPr>
                 <w:lang w:val="en-GB"/>
               </w:rPr>
-              <w:t xml:space="preserve">{{ </w:t>
-            </w:r>
-            <w:proofErr w:type="spellStart"/>
-            <w:r>
-              <w:rPr>
-                <w:lang w:val="en-GB"/>
-              </w:rPr>
-              <w:t>item</w:t>
-            </w:r>
-            <w:proofErr w:type="gramEnd"/>
-            <w:r>
-              <w:rPr>
-                <w:lang w:val="en-GB"/>
-              </w:rPr>
-              <w:t>.price</w:t>
-            </w:r>
-            <w:proofErr w:type="spellEnd"/>
-            <w:r>
-              <w:rPr>
-                <w:lang w:val="en-GB"/>
-              </w:rPr>
-              <w:t xml:space="preserve"> }}</w:t>
+              <w:t>{{ item.price }}</w:t>
             </w:r>
           </w:p>
         </w:tc>
@@ -2319,33 +2107,11 @@
                 <w:lang w:val="en-GB"/>
               </w:rPr>
             </w:pPr>
-            <w:proofErr w:type="gramStart"/>
             <w:r>
               <w:rPr>
                 <w:lang w:val="en-GB"/>
               </w:rPr>
-              <w:t xml:space="preserve">{{ </w:t>
-            </w:r>
-            <w:proofErr w:type="spellStart"/>
-            <w:r>
-              <w:rPr>
-                <w:lang w:val="en-GB"/>
-              </w:rPr>
-              <w:t>item</w:t>
-            </w:r>
-            <w:proofErr w:type="gramEnd"/>
-            <w:r>
-              <w:rPr>
-                <w:lang w:val="en-GB"/>
-              </w:rPr>
-              <w:t>.total</w:t>
-            </w:r>
-            <w:proofErr w:type="spellEnd"/>
-            <w:r>
-              <w:rPr>
-                <w:lang w:val="en-GB"/>
-              </w:rPr>
-              <w:t xml:space="preserve"> }}</w:t>
+              <w:t>{{ item.total }}</w:t>
             </w:r>
           </w:p>
         </w:tc>
@@ -2823,37 +2589,12 @@
                 <w:szCs w:val="18"/>
               </w:rPr>
             </w:pPr>
-            <w:proofErr w:type="gramStart"/>
             <w:r>
               <w:rPr>
                 <w:sz w:val="18"/>
                 <w:szCs w:val="18"/>
               </w:rPr>
-              <w:t xml:space="preserve">{{ </w:t>
-            </w:r>
-            <w:proofErr w:type="spellStart"/>
-            <w:r>
-              <w:rPr>
-                <w:sz w:val="18"/>
-                <w:szCs w:val="18"/>
-              </w:rPr>
-              <w:t>total</w:t>
-            </w:r>
-            <w:proofErr w:type="gramEnd"/>
-            <w:r>
-              <w:rPr>
-                <w:sz w:val="18"/>
-                <w:szCs w:val="18"/>
-              </w:rPr>
-              <w:t>_sum</w:t>
-            </w:r>
-            <w:proofErr w:type="spellEnd"/>
-            <w:r>
-              <w:rPr>
-                <w:sz w:val="18"/>
-                <w:szCs w:val="18"/>
-              </w:rPr>
-              <w:t xml:space="preserve"> }}</w:t>
+              <w:t>{{ total_sum }}</w:t>
             </w:r>
           </w:p>
         </w:tc>
@@ -3621,47 +3362,11 @@
                         <w:pPr>
                           <w:pStyle w:val="1"/>
                         </w:pPr>
-                        <w:proofErr w:type="gramStart"/>
                         <w:r>
                           <w:rPr>
                             <w:lang w:val="en-GB"/>
                           </w:rPr>
-                          <w:t xml:space="preserve">{{ </w:t>
-                        </w:r>
-                        <w:proofErr w:type="spellStart"/>
-                        <w:r>
-                          <w:rPr>
-                            <w:lang w:val="en-GB"/>
-                          </w:rPr>
-                          <w:t>total</w:t>
-                        </w:r>
-                        <w:proofErr w:type="gramEnd"/>
-                        <w:r>
-                          <w:rPr>
-                            <w:lang w:val="en-GB"/>
-                          </w:rPr>
-                          <w:t>_</w:t>
-                        </w:r>
-                        <w:proofErr w:type="gramStart"/>
-                        <w:r>
-                          <w:rPr>
-                            <w:lang w:val="en-GB"/>
-                          </w:rPr>
-                          <w:t>words</w:t>
-                        </w:r>
-                        <w:proofErr w:type="spellEnd"/>
-                        <w:r>
-                          <w:rPr>
-                            <w:lang w:val="en-GB"/>
-                          </w:rPr>
-                          <w:t xml:space="preserve"> }</w:t>
-                        </w:r>
-                        <w:proofErr w:type="gramEnd"/>
-                        <w:r>
-                          <w:rPr>
-                            <w:lang w:val="en-GB"/>
-                          </w:rPr>
-                          <w:t xml:space="preserve">} </w:t>
+                          <w:t xml:space="preserve">{{ total_words }} </w:t>
                         </w:r>
                         <w:r>
                           <w:t>руб. 00 коп.</w:t>
